--- a/eng/docx/63.content.docx
+++ b/eng/docx/63.content.docx
@@ -19,7 +19,7 @@
         <w:rPr>
           <w:lang w:val="en_US" w:bidi="en_US"/>
         </w:rPr>
-        <w:t>Resource: Study Notes - Book Intros (Tyndale)</w:t>
+        <w:t>Resource: Tyndale Open Study Notes</w:t>
       </w:r>
       <w:r>
         <w:rPr>
@@ -112,7 +112,7 @@
         <w:rPr>
           <w:lang w:val="en_US" w:bidi="en_US"/>
         </w:rPr>
-        <w:t>Study Notes - Book Intros (Tyndale)</w:t>
+        <w:t>Tyndale Open Study Notes</w:t>
       </w:r>
     </w:p>
     <w:p>

--- a/eng/docx/63.content.docx
+++ b/eng/docx/63.content.docx
@@ -231,7 +231,7 @@
         <w:rPr>
           <w:lang w:val="en_US" w:bidi="en_US"/>
         </w:rPr>
-        <w:t>Second John is the shortest book in the New Testament. It has only thirteen verses. In ancient times, the whole letter could fit on one sheet of papyrus paper. The first letter of John explained the principles of remaining true to God, loving fellow Christians, and being cautious of false teachers. This letter shows how to apply these principles in a real-life situation.</w:t>
+        <w:t>Second John is the shortest book in the New Testament. It has only 13 verses. In ancient times, the whole letter could fit on one sheet of papyrus paper. The first letter of John explained the principles of remaining true to God, loving fellow Christians, and being cautious of false teachers. This letter shows how to apply these principles in a real-life situation.</w:t>
       </w:r>
     </w:p>
     <w:p>

--- a/eng/docx/63.content.docx
+++ b/eng/docx/63.content.docx
@@ -19,7 +19,7 @@
         <w:rPr>
           <w:lang w:val="en_US" w:bidi="en_US"/>
         </w:rPr>
-        <w:t>Resource: Tyndale Open Study Notes</w:t>
+        <w:t>Resource: Aquifer Open Study Notes (Book Intros)</w:t>
       </w:r>
       <w:r>
         <w:rPr>
@@ -112,7 +112,7 @@
         <w:rPr>
           <w:lang w:val="en_US" w:bidi="en_US"/>
         </w:rPr>
-        <w:t>Tyndale Open Study Notes</w:t>
+        <w:t>Aquifer Open Study Notes (Book Intros)</w:t>
       </w:r>
     </w:p>
     <w:p>

--- a/eng/docx/63.content.docx
+++ b/eng/docx/63.content.docx
@@ -297,36 +297,24 @@
         </w:rPr>
         <w:t>This personal letter starts with a greeting (</w:t>
       </w:r>
-      <w:hyperlink r:id="rId13">
-        <w:r>
-          <w:rPr>
-            <w:lang w:val="en_US" w:bidi="en_US"/>
-          </w:rPr>
-          <w:rPr>
-            <w:color w:val="0000EE"/>
-            <w:u w:val="single"/>
-          </w:rPr>
-          <w:t>1:1–3</w:t>
-        </w:r>
-      </w:hyperlink>
+      <w:r>
+        <w:rPr>
+          <w:lang w:val="en_US" w:bidi="en_US"/>
+        </w:rPr>
+        <w:t>1:1–3</w:t>
+      </w:r>
       <w:r>
         <w:rPr>
           <w:lang w:val="en_US" w:bidi="en_US"/>
         </w:rPr>
         <w:t>). Then it shares the author's wishes (</w:t>
       </w:r>
-      <w:hyperlink r:id="rId14">
-        <w:r>
-          <w:rPr>
-            <w:lang w:val="en_US" w:bidi="en_US"/>
-          </w:rPr>
-          <w:rPr>
-            <w:color w:val="0000EE"/>
-            <w:u w:val="single"/>
-          </w:rPr>
-          <w:t>1:4–11</w:t>
-        </w:r>
-      </w:hyperlink>
+      <w:r>
+        <w:rPr>
+          <w:lang w:val="en_US" w:bidi="en_US"/>
+        </w:rPr>
+        <w:t>1:4–11</w:t>
+      </w:r>
       <w:r>
         <w:rPr>
           <w:lang w:val="en_US" w:bidi="en_US"/>
@@ -372,18 +360,12 @@
         </w:rPr>
         <w:t>Some scholars believe that a different John wrote this letter instead of the apostle (</w:t>
       </w:r>
-      <w:hyperlink r:id="rId15">
-        <w:r>
-          <w:rPr>
-            <w:lang w:val="en_US" w:bidi="en_US"/>
-          </w:rPr>
-          <w:rPr>
-            <w:color w:val="0000EE"/>
-            <w:u w:val="single"/>
-          </w:rPr>
-          <w:t>1:1</w:t>
-        </w:r>
-      </w:hyperlink>
+      <w:r>
+        <w:rPr>
+          <w:lang w:val="en_US" w:bidi="en_US"/>
+        </w:rPr>
+        <w:t>1:1</w:t>
+      </w:r>
       <w:r>
         <w:rPr>
           <w:lang w:val="en_US" w:bidi="en_US"/>
@@ -439,18 +421,12 @@
         </w:rPr>
         <w:t>” (</w:t>
       </w:r>
-      <w:hyperlink r:id="rId15">
-        <w:r>
-          <w:rPr>
-            <w:lang w:val="en_US" w:bidi="en_US"/>
-          </w:rPr>
-          <w:rPr>
-            <w:color w:val="0000EE"/>
-            <w:u w:val="single"/>
-          </w:rPr>
-          <w:t>1:1</w:t>
-        </w:r>
-      </w:hyperlink>
+      <w:r>
+        <w:rPr>
+          <w:lang w:val="en_US" w:bidi="en_US"/>
+        </w:rPr>
+        <w:t>1:1</w:t>
+      </w:r>
       <w:r>
         <w:rPr>
           <w:lang w:val="en_US" w:bidi="en_US"/>
@@ -484,18 +460,12 @@
         </w:rPr>
         <w:t xml:space="preserve">However, it is more likely that John was referring to a specific local church as “the chosen lady” and its members as “her children” (see </w:t>
       </w:r>
-      <w:hyperlink r:id="rId16">
-        <w:r>
-          <w:rPr>
-            <w:lang w:val="en_US" w:bidi="en_US"/>
-          </w:rPr>
-          <w:rPr>
-            <w:color w:val="0000EE"/>
-            <w:u w:val="single"/>
-          </w:rPr>
-          <w:t>1 Peter 5:13</w:t>
-        </w:r>
-      </w:hyperlink>
+      <w:r>
+        <w:rPr>
+          <w:lang w:val="en_US" w:bidi="en_US"/>
+        </w:rPr>
+        <w:t>1 Peter 5:13</w:t>
+      </w:r>
       <w:r>
         <w:rPr>
           <w:lang w:val="en_US" w:bidi="en_US"/>
@@ -549,36 +519,24 @@
         </w:rPr>
         <w:t>Members of the Christian community must love each other (</w:t>
       </w:r>
-      <w:hyperlink r:id="rId17">
-        <w:r>
-          <w:rPr>
-            <w:lang w:val="en_US" w:bidi="en_US"/>
-          </w:rPr>
-          <w:rPr>
-            <w:color w:val="0000EE"/>
-            <w:u w:val="single"/>
-          </w:rPr>
-          <w:t>1:5</w:t>
-        </w:r>
-      </w:hyperlink>
+      <w:r>
+        <w:rPr>
+          <w:lang w:val="en_US" w:bidi="en_US"/>
+        </w:rPr>
+        <w:t>1:5</w:t>
+      </w:r>
       <w:r>
         <w:rPr>
           <w:lang w:val="en_US" w:bidi="en_US"/>
         </w:rPr>
         <w:t>). This love should follow Jesus's commands (</w:t>
       </w:r>
-      <w:hyperlink r:id="rId18">
-        <w:r>
-          <w:rPr>
-            <w:lang w:val="en_US" w:bidi="en_US"/>
-          </w:rPr>
-          <w:rPr>
-            <w:color w:val="0000EE"/>
-            <w:u w:val="single"/>
-          </w:rPr>
-          <w:t>1:6</w:t>
-        </w:r>
-      </w:hyperlink>
+      <w:r>
+        <w:rPr>
+          <w:lang w:val="en_US" w:bidi="en_US"/>
+        </w:rPr>
+        <w:t>1:6</w:t>
+      </w:r>
       <w:r>
         <w:rPr>
           <w:lang w:val="en_US" w:bidi="en_US"/>
@@ -635,18 +593,12 @@
         </w:rPr>
         <w:t>In Galatians, Paul warned against those who were turning away from the true good news (</w:t>
       </w:r>
-      <w:hyperlink r:id="rId19">
-        <w:r>
-          <w:rPr>
-            <w:lang w:val="en_US" w:bidi="en_US"/>
-          </w:rPr>
-          <w:rPr>
-            <w:color w:val="0000EE"/>
-            <w:u w:val="single"/>
-          </w:rPr>
-          <w:t>Galatians 1:6</w:t>
-        </w:r>
-      </w:hyperlink>
+      <w:r>
+        <w:rPr>
+          <w:lang w:val="en_US" w:bidi="en_US"/>
+        </w:rPr>
+        <w:t>Galatians 1:6</w:t>
+      </w:r>
       <w:r>
         <w:rPr>
           <w:lang w:val="en_US" w:bidi="en_US"/>
@@ -671,18 +623,12 @@
         </w:rPr>
         <w:t>In Colossians, he opposed rules and practices that were misleading the believers (</w:t>
       </w:r>
-      <w:hyperlink r:id="rId20">
-        <w:r>
-          <w:rPr>
-            <w:lang w:val="en_US" w:bidi="en_US"/>
-          </w:rPr>
-          <w:rPr>
-            <w:color w:val="0000EE"/>
-            <w:u w:val="single"/>
-          </w:rPr>
-          <w:t>Colossians 2:16–23</w:t>
-        </w:r>
-      </w:hyperlink>
+      <w:r>
+        <w:rPr>
+          <w:lang w:val="en_US" w:bidi="en_US"/>
+        </w:rPr>
+        <w:t>Colossians 2:16–23</w:t>
+      </w:r>
       <w:r>
         <w:rPr>
           <w:lang w:val="en_US" w:bidi="en_US"/>
@@ -707,18 +653,12 @@
         </w:rPr>
         <w:t>In 2 Thessalonians, he corrected wrong ideas about the Lord’s return (</w:t>
       </w:r>
-      <w:hyperlink r:id="rId21">
-        <w:r>
-          <w:rPr>
-            <w:lang w:val="en_US" w:bidi="en_US"/>
-          </w:rPr>
-          <w:rPr>
-            <w:color w:val="0000EE"/>
-            <w:u w:val="single"/>
-          </w:rPr>
-          <w:t>2 Thessalonians 2:1–3</w:t>
-        </w:r>
-      </w:hyperlink>
+      <w:r>
+        <w:rPr>
+          <w:lang w:val="en_US" w:bidi="en_US"/>
+        </w:rPr>
+        <w:t>2 Thessalonians 2:1–3</w:t>
+      </w:r>
       <w:r>
         <w:rPr>
           <w:lang w:val="en_US" w:bidi="en_US"/>
@@ -743,36 +683,24 @@
         </w:rPr>
         <w:t>In 1 Timothy, he warned about deceptive spirits and false knowledge (</w:t>
       </w:r>
-      <w:hyperlink r:id="rId22">
-        <w:r>
-          <w:rPr>
-            <w:lang w:val="en_US" w:bidi="en_US"/>
-          </w:rPr>
-          <w:rPr>
-            <w:color w:val="0000EE"/>
-            <w:u w:val="single"/>
-          </w:rPr>
-          <w:t>1 Timothy 4:1</w:t>
-        </w:r>
-      </w:hyperlink>
+      <w:r>
+        <w:rPr>
+          <w:lang w:val="en_US" w:bidi="en_US"/>
+        </w:rPr>
+        <w:t>1 Timothy 4:1</w:t>
+      </w:r>
       <w:r>
         <w:rPr>
           <w:lang w:val="en_US" w:bidi="en_US"/>
         </w:rPr>
         <w:t xml:space="preserve">; </w:t>
       </w:r>
-      <w:hyperlink r:id="rId23">
-        <w:r>
-          <w:rPr>
-            <w:lang w:val="en_US" w:bidi="en_US"/>
-          </w:rPr>
-          <w:rPr>
-            <w:color w:val="0000EE"/>
-            <w:u w:val="single"/>
-          </w:rPr>
-          <w:t>6:20–21</w:t>
-        </w:r>
-      </w:hyperlink>
+      <w:r>
+        <w:rPr>
+          <w:lang w:val="en_US" w:bidi="en_US"/>
+        </w:rPr>
+        <w:t>6:20–21</w:t>
+      </w:r>
       <w:r>
         <w:rPr>
           <w:lang w:val="en_US" w:bidi="en_US"/>
@@ -793,36 +721,24 @@
         </w:rPr>
         <w:t>Peter wrote his second letter to counter false teachers (</w:t>
       </w:r>
-      <w:hyperlink r:id="rId24">
-        <w:r>
-          <w:rPr>
-            <w:lang w:val="en_US" w:bidi="en_US"/>
-          </w:rPr>
-          <w:rPr>
-            <w:color w:val="0000EE"/>
-            <w:u w:val="single"/>
-          </w:rPr>
-          <w:t>2 Peter 2:1–22</w:t>
-        </w:r>
-      </w:hyperlink>
+      <w:r>
+        <w:rPr>
+          <w:lang w:val="en_US" w:bidi="en_US"/>
+        </w:rPr>
+        <w:t>2 Peter 2:1–22</w:t>
+      </w:r>
       <w:r>
         <w:rPr>
           <w:lang w:val="en_US" w:bidi="en_US"/>
         </w:rPr>
         <w:t>). Jude wrote his letter for the same reason (</w:t>
       </w:r>
-      <w:hyperlink r:id="rId25">
-        <w:r>
-          <w:rPr>
-            <w:lang w:val="en_US" w:bidi="en_US"/>
-          </w:rPr>
-          <w:rPr>
-            <w:color w:val="0000EE"/>
-            <w:u w:val="single"/>
-          </w:rPr>
-          <w:t>Jude 1:3–4</w:t>
-        </w:r>
-      </w:hyperlink>
+      <w:r>
+        <w:rPr>
+          <w:lang w:val="en_US" w:bidi="en_US"/>
+        </w:rPr>
+        <w:t>Jude 1:3–4</w:t>
+      </w:r>
       <w:r>
         <w:rPr>
           <w:lang w:val="en_US" w:bidi="en_US"/>
